--- a/互评报告模板.docx
+++ b/互评报告模板.docx
@@ -14,7 +14,7 @@
       <w:r>
         <w:t>组号：【待填写】　评价人：【待填写姓名/学号】</w:t>
         <w:br/>
-        <w:t>研究题目：什么样的健身分享更容易获得点赞？</w:t>
+        <w:t>研究题目：Keep社区中的内容表达与互动反馈</w:t>
       </w:r>
     </w:p>
     <w:p>
